--- a/project_documentation/Raspberry Pi Setup.docx
+++ b/project_documentation/Raspberry Pi Setup.docx
@@ -1,6 +1,6 @@
 
 <file path=word/document.xml><?xml version="1.0" encoding="utf-8"?>
-<w:document xmlns:wpc="http://schemas.microsoft.com/office/word/2010/wordprocessingCanvas" xmlns:cx="http://schemas.microsoft.com/office/drawing/2014/chartex" xmlns:cx1="http://schemas.microsoft.com/office/drawing/2015/9/8/chartex" xmlns:cx2="http://schemas.microsoft.com/office/drawing/2015/10/21/chartex" xmlns:cx3="http://schemas.microsoft.com/office/drawing/2016/5/9/chartex" xmlns:cx4="http://schemas.microsoft.com/office/drawing/2016/5/10/chartex" xmlns:cx5="http://schemas.microsoft.com/office/drawing/2016/5/11/chartex" xmlns:cx6="http://schemas.microsoft.com/office/drawing/2016/5/12/chartex" xmlns:cx7="http://schemas.microsoft.com/office/drawing/2016/5/13/chartex" xmlns:cx8="http://schemas.microsoft.com/office/drawing/2016/5/14/chartex" xmlns:mc="http://schemas.openxmlformats.org/markup-compatibility/2006" xmlns:aink="http://schemas.microsoft.com/office/drawing/2016/ink" xmlns:am3d="http://schemas.microsoft.com/office/drawing/2017/model3d" xmlns:o="urn:schemas-microsoft-com:office:office" xmlns:oel="http://schemas.microsoft.com/office/2019/extlst" xmlns:r="http://schemas.openxmlformats.org/officeDocument/2006/relationships" xmlns:m="http://schemas.openxmlformats.org/officeDocument/2006/math" xmlns:v="urn:schemas-microsoft-com:vml" xmlns:wp14="http://schemas.microsoft.com/office/word/2010/wordprocessingDrawing" xmlns:wp="http://schemas.openxmlformats.org/drawingml/2006/wordprocessingDrawing" xmlns:w10="urn:schemas-microsoft-com:office:word" xmlns:w="http://schemas.openxmlformats.org/wordprocessingml/2006/main" xmlns:w14="http://schemas.microsoft.com/office/word/2010/wordml" xmlns:w15="http://schemas.microsoft.com/office/word/2012/wordml" xmlns:w16cex="http://schemas.microsoft.com/office/word/2018/wordml/cex" xmlns:w16cid="http://schemas.microsoft.com/office/word/2016/wordml/cid" xmlns:w16="http://schemas.microsoft.com/office/word/2018/wordml" xmlns:w16sdtdh="http://schemas.microsoft.com/office/word/2020/wordml/sdtdatahash" xmlns:w16se="http://schemas.microsoft.com/office/word/2015/wordml/symex" xmlns:wpg="http://schemas.microsoft.com/office/word/2010/wordprocessingGroup" xmlns:wpi="http://schemas.microsoft.com/office/word/2010/wordprocessingInk" xmlns:wne="http://schemas.microsoft.com/office/word/2006/wordml" xmlns:wps="http://schemas.microsoft.com/office/word/2010/wordprocessingShape" mc:Ignorable="w14 w15 w16se w16cid w16 w16cex w16sdtdh wp14">
+<w:document xmlns:wpc="http://schemas.microsoft.com/office/word/2010/wordprocessingCanvas" xmlns:cx="http://schemas.microsoft.com/office/drawing/2014/chartex" xmlns:cx1="http://schemas.microsoft.com/office/drawing/2015/9/8/chartex" xmlns:cx2="http://schemas.microsoft.com/office/drawing/2015/10/21/chartex" xmlns:cx3="http://schemas.microsoft.com/office/drawing/2016/5/9/chartex" xmlns:cx4="http://schemas.microsoft.com/office/drawing/2016/5/10/chartex" xmlns:cx5="http://schemas.microsoft.com/office/drawing/2016/5/11/chartex" xmlns:cx6="http://schemas.microsoft.com/office/drawing/2016/5/12/chartex" xmlns:cx7="http://schemas.microsoft.com/office/drawing/2016/5/13/chartex" xmlns:cx8="http://schemas.microsoft.com/office/drawing/2016/5/14/chartex" xmlns:mc="http://schemas.openxmlformats.org/markup-compatibility/2006" xmlns:aink="http://schemas.microsoft.com/office/drawing/2016/ink" xmlns:am3d="http://schemas.microsoft.com/office/drawing/2017/model3d" xmlns:o="urn:schemas-microsoft-com:office:office" xmlns:oel="http://schemas.microsoft.com/office/2019/extlst" xmlns:r="http://schemas.openxmlformats.org/officeDocument/2006/relationships" xmlns:m="http://schemas.openxmlformats.org/officeDocument/2006/math" xmlns:v="urn:schemas-microsoft-com:vml" xmlns:wp14="http://schemas.microsoft.com/office/word/2010/wordprocessingDrawing" xmlns:wp="http://schemas.openxmlformats.org/drawingml/2006/wordprocessingDrawing" xmlns:w10="urn:schemas-microsoft-com:office:word" xmlns:w="http://schemas.openxmlformats.org/wordprocessingml/2006/main" xmlns:w14="http://schemas.microsoft.com/office/word/2010/wordml" xmlns:w15="http://schemas.microsoft.com/office/word/2012/wordml" xmlns:w16cex="http://schemas.microsoft.com/office/word/2018/wordml/cex" xmlns:w16cid="http://schemas.microsoft.com/office/word/2016/wordml/cid" xmlns:w16="http://schemas.microsoft.com/office/word/2018/wordml" xmlns:w16du="http://schemas.microsoft.com/office/word/2023/wordml/word16du" xmlns:w16sdtdh="http://schemas.microsoft.com/office/word/2020/wordml/sdtdatahash" xmlns:w16sdtfl="http://schemas.microsoft.com/office/word/2024/wordml/sdtformatlock" xmlns:w16se="http://schemas.microsoft.com/office/word/2015/wordml/symex" xmlns:wpg="http://schemas.microsoft.com/office/word/2010/wordprocessingGroup" xmlns:wpi="http://schemas.microsoft.com/office/word/2010/wordprocessingInk" xmlns:wne="http://schemas.microsoft.com/office/word/2006/wordml" xmlns:wps="http://schemas.microsoft.com/office/word/2010/wordprocessingShape" mc:Ignorable="w14 w15 w16se w16cid w16 w16cex w16sdtdh w16sdtfl w16du wp14">
   <w:body>
     <w:p>
       <w:pPr>
@@ -18,7 +18,15 @@
         <w:t>y</w:t>
       </w:r>
       <w:r>
-        <w:t xml:space="preserve"> fast &amp; mine is a Sandisk Ultra.</w:t>
+        <w:t xml:space="preserve"> fast &amp; mine is a </w:t>
+      </w:r>
+      <w:proofErr w:type="spellStart"/>
+      <w:r>
+        <w:t>Sandisk</w:t>
+      </w:r>
+      <w:proofErr w:type="spellEnd"/>
+      <w:r>
+        <w:t xml:space="preserve"> Ultra.</w:t>
       </w:r>
     </w:p>
     <w:p/>
@@ -63,7 +71,15 @@
         </w:numPr>
       </w:pPr>
       <w:r>
-        <w:t xml:space="preserve">If you want the 64 bit operating system, you will need to download it first from here: </w:t>
+        <w:t xml:space="preserve">If you want the </w:t>
+      </w:r>
+      <w:proofErr w:type="gramStart"/>
+      <w:r>
+        <w:t>64 bit</w:t>
+      </w:r>
+      <w:proofErr w:type="gramEnd"/>
+      <w:r>
+        <w:t xml:space="preserve"> operating system, you will need to download it first from here: </w:t>
       </w:r>
       <w:r>
         <w:t>https://forums.raspberrypi.com/viewtopic.php?t=275370</w:t>
@@ -90,7 +106,15 @@
         </w:numPr>
       </w:pPr>
       <w:r>
-        <w:t>Choose either Raspberry Pi OS Full (32 bit) or “Use custom” to select a downloaded image (eg 64 bit)</w:t>
+        <w:t>Choose either Raspberry Pi OS Full (32 bit) or “Use custom” to select a downloaded image (</w:t>
+      </w:r>
+      <w:proofErr w:type="spellStart"/>
+      <w:r>
+        <w:t>eg</w:t>
+      </w:r>
+      <w:proofErr w:type="spellEnd"/>
+      <w:r>
+        <w:t xml:space="preserve"> 64 bit)</w:t>
       </w:r>
     </w:p>
     <w:p>
@@ -177,16 +201,37 @@
         <w:ind w:left="1440"/>
       </w:pPr>
       <w:r>
-        <w:t>#enable USB</w:t>
-      </w:r>
-    </w:p>
-    <w:p>
-      <w:pPr>
-        <w:pStyle w:val="ListParagraph"/>
-        <w:ind w:left="1440"/>
-      </w:pPr>
-      <w:r>
-        <w:t>dtoverlay=dwc2,dr_mode=host</w:t>
+        <w:t>#</w:t>
+      </w:r>
+      <w:proofErr w:type="gramStart"/>
+      <w:r>
+        <w:t>enable</w:t>
+      </w:r>
+      <w:proofErr w:type="gramEnd"/>
+      <w:r>
+        <w:t xml:space="preserve"> USB</w:t>
+      </w:r>
+    </w:p>
+    <w:p>
+      <w:pPr>
+        <w:pStyle w:val="ListParagraph"/>
+        <w:ind w:left="1440"/>
+      </w:pPr>
+      <w:proofErr w:type="spellStart"/>
+      <w:r>
+        <w:t>dtoverlay</w:t>
+      </w:r>
+      <w:proofErr w:type="spellEnd"/>
+      <w:r>
+        <w:t>=dwc</w:t>
+      </w:r>
+      <w:proofErr w:type="gramStart"/>
+      <w:r>
+        <w:t>2,dr</w:t>
+      </w:r>
+      <w:proofErr w:type="gramEnd"/>
+      <w:r>
+        <w:t>_mode=host</w:t>
       </w:r>
     </w:p>
     <w:p>
@@ -218,11 +263,18 @@
         <w:pStyle w:val="ListParagraph"/>
         <w:ind w:left="1440"/>
       </w:pPr>
+      <w:proofErr w:type="spellStart"/>
+      <w:proofErr w:type="gramStart"/>
       <w:r>
         <w:t>u</w:t>
       </w:r>
       <w:r>
-        <w:t>sbhid.mousepoll=0</w:t>
+        <w:t>sbhid.mousepoll</w:t>
+      </w:r>
+      <w:proofErr w:type="spellEnd"/>
+      <w:proofErr w:type="gramEnd"/>
+      <w:r>
+        <w:t>=0</w:t>
       </w:r>
     </w:p>
     <w:p>
@@ -233,12 +285,21 @@
       <w:r>
         <w:t xml:space="preserve">(if you need to edit this one the pi is running, use </w:t>
       </w:r>
-      <w:r>
-        <w:rPr>
-          <w:b/>
-          <w:bCs/>
-        </w:rPr>
-        <w:t>sudo nano /boot/cmdline.txt</w:t>
+      <w:proofErr w:type="spellStart"/>
+      <w:r>
+        <w:rPr>
+          <w:b/>
+          <w:bCs/>
+        </w:rPr>
+        <w:t>sudo</w:t>
+      </w:r>
+      <w:proofErr w:type="spellEnd"/>
+      <w:r>
+        <w:rPr>
+          <w:b/>
+          <w:bCs/>
+        </w:rPr>
+        <w:t xml:space="preserve"> nano /boot/cmdline.txt</w:t>
       </w:r>
       <w:r>
         <w:t>)</w:t>
@@ -265,7 +326,15 @@
         </w:numPr>
       </w:pPr>
       <w:r>
-        <w:t>The filesystem resizes to fill the SD card, and eventually a screen “welcome to raspberry pi” will be displayed. Enter your location details, new password, wifi password. Tell it to update software.</w:t>
+        <w:t xml:space="preserve">The filesystem resizes to fill the SD card, and eventually a screen “welcome to raspberry pi” will be displayed. Enter your location details, new password, </w:t>
+      </w:r>
+      <w:proofErr w:type="spellStart"/>
+      <w:r>
+        <w:t>wifi</w:t>
+      </w:r>
+      <w:proofErr w:type="spellEnd"/>
+      <w:r>
+        <w:t xml:space="preserve"> password. Tell it to update software.</w:t>
       </w:r>
       <w:r>
         <w:t xml:space="preserve"> Finally tell it to restart.</w:t>
@@ -333,7 +402,15 @@
         </w:numPr>
       </w:pPr>
       <w:r>
-        <w:t>You will need to download the linux kernel header files</w:t>
+        <w:t xml:space="preserve">You will need to download the </w:t>
+      </w:r>
+      <w:proofErr w:type="spellStart"/>
+      <w:r>
+        <w:t>linux</w:t>
+      </w:r>
+      <w:proofErr w:type="spellEnd"/>
+      <w:r>
+        <w:t xml:space="preserve"> kernel header files</w:t>
       </w:r>
       <w:r>
         <w:t>:</w:t>
@@ -344,12 +421,37 @@
         <w:pStyle w:val="ListParagraph"/>
         <w:ind w:left="1440"/>
       </w:pPr>
-      <w:r>
-        <w:rPr>
-          <w:b/>
-          <w:bCs/>
-        </w:rPr>
-        <w:t>sudo apt install raspberrypi-kernel</w:t>
+      <w:proofErr w:type="spellStart"/>
+      <w:r>
+        <w:rPr>
+          <w:b/>
+          <w:bCs/>
+        </w:rPr>
+        <w:t>sudo</w:t>
+      </w:r>
+      <w:proofErr w:type="spellEnd"/>
+      <w:r>
+        <w:rPr>
+          <w:b/>
+          <w:bCs/>
+        </w:rPr>
+        <w:t xml:space="preserve"> apt install </w:t>
+      </w:r>
+      <w:proofErr w:type="spellStart"/>
+      <w:r>
+        <w:rPr>
+          <w:b/>
+          <w:bCs/>
+        </w:rPr>
+        <w:t>raspberrypi</w:t>
+      </w:r>
+      <w:proofErr w:type="spellEnd"/>
+      <w:r>
+        <w:rPr>
+          <w:b/>
+          <w:bCs/>
+        </w:rPr>
+        <w:t>-kernel</w:t>
       </w:r>
       <w:r>
         <w:rPr>
@@ -378,12 +480,21 @@
       <w:pPr>
         <w:ind w:left="1440"/>
       </w:pPr>
-      <w:r>
-        <w:rPr>
-          <w:b/>
-          <w:bCs/>
-        </w:rPr>
-        <w:t>sudo apt install code</w:t>
+      <w:proofErr w:type="spellStart"/>
+      <w:r>
+        <w:rPr>
+          <w:b/>
+          <w:bCs/>
+        </w:rPr>
+        <w:t>sudo</w:t>
+      </w:r>
+      <w:proofErr w:type="spellEnd"/>
+      <w:r>
+        <w:rPr>
+          <w:b/>
+          <w:bCs/>
+        </w:rPr>
+        <w:t xml:space="preserve"> apt install code</w:t>
       </w:r>
     </w:p>
     <w:p>
@@ -406,12 +517,21 @@
           <w:bCs/>
         </w:rPr>
       </w:pPr>
-      <w:r>
-        <w:rPr>
-          <w:b/>
-          <w:bCs/>
-        </w:rPr>
-        <w:t>sudo apt install libgtk-3-dev</w:t>
+      <w:proofErr w:type="spellStart"/>
+      <w:r>
+        <w:rPr>
+          <w:b/>
+          <w:bCs/>
+        </w:rPr>
+        <w:t>sudo</w:t>
+      </w:r>
+      <w:proofErr w:type="spellEnd"/>
+      <w:r>
+        <w:rPr>
+          <w:b/>
+          <w:bCs/>
+        </w:rPr>
+        <w:t xml:space="preserve"> apt install libgtk-3-dev</w:t>
       </w:r>
     </w:p>
     <w:p>
@@ -435,12 +555,21 @@
           <w:bCs/>
         </w:rPr>
       </w:pPr>
-      <w:r>
-        <w:rPr>
-          <w:b/>
-          <w:bCs/>
-        </w:rPr>
-        <w:t>sudo apt-get install git-cola</w:t>
+      <w:proofErr w:type="spellStart"/>
+      <w:r>
+        <w:rPr>
+          <w:b/>
+          <w:bCs/>
+        </w:rPr>
+        <w:t>sudo</w:t>
+      </w:r>
+      <w:proofErr w:type="spellEnd"/>
+      <w:r>
+        <w:rPr>
+          <w:b/>
+          <w:bCs/>
+        </w:rPr>
+        <w:t xml:space="preserve"> apt-get install git-cola</w:t>
       </w:r>
     </w:p>
     <w:p>
@@ -465,12 +594,21 @@
           <w:bCs/>
         </w:rPr>
       </w:pPr>
-      <w:r>
-        <w:rPr>
-          <w:b/>
-          <w:bCs/>
-        </w:rPr>
-        <w:t>mkdir github</w:t>
+      <w:proofErr w:type="spellStart"/>
+      <w:r>
+        <w:rPr>
+          <w:b/>
+          <w:bCs/>
+        </w:rPr>
+        <w:t>mkdir</w:t>
+      </w:r>
+      <w:proofErr w:type="spellEnd"/>
+      <w:r>
+        <w:rPr>
+          <w:b/>
+          <w:bCs/>
+        </w:rPr>
+        <w:t xml:space="preserve"> github</w:t>
       </w:r>
     </w:p>
     <w:p>
@@ -523,7 +661,15 @@
         <w:ind w:left="1440"/>
       </w:pPr>
       <w:r>
-        <w:t>(you could also use gitcola for this!)</w:t>
+        <w:t xml:space="preserve">(you could also use </w:t>
+      </w:r>
+      <w:proofErr w:type="spellStart"/>
+      <w:r>
+        <w:t>gitcola</w:t>
+      </w:r>
+      <w:proofErr w:type="spellEnd"/>
+      <w:r>
+        <w:t xml:space="preserve"> for this!)</w:t>
       </w:r>
     </w:p>
     <w:p>
@@ -535,7 +681,15 @@
         </w:numPr>
       </w:pPr>
       <w:r>
-        <w:t>Build the xdma driver:</w:t>
+        <w:t xml:space="preserve">Build the </w:t>
+      </w:r>
+      <w:proofErr w:type="spellStart"/>
+      <w:r>
+        <w:t>xdma</w:t>
+      </w:r>
+      <w:proofErr w:type="spellEnd"/>
+      <w:r>
+        <w:t xml:space="preserve"> driver:</w:t>
       </w:r>
     </w:p>
     <w:p>
@@ -561,29 +715,73 @@
         </w:rPr>
         <w:t>Saturn/</w:t>
       </w:r>
-      <w:r>
-        <w:rPr>
-          <w:b/>
-          <w:bCs/>
-        </w:rPr>
-        <w:t>linuxdriver/xdma</w:t>
-      </w:r>
-    </w:p>
-    <w:p>
-      <w:pPr>
-        <w:pStyle w:val="ListParagraph"/>
-        <w:ind w:left="1440"/>
-        <w:rPr>
-          <w:b/>
-          <w:bCs/>
-        </w:rPr>
-      </w:pPr>
-      <w:r>
-        <w:rPr>
-          <w:b/>
-          <w:bCs/>
-        </w:rPr>
-        <w:t xml:space="preserve">sudo </w:t>
+      <w:proofErr w:type="spellStart"/>
+      <w:r>
+        <w:rPr>
+          <w:b/>
+          <w:bCs/>
+        </w:rPr>
+        <w:t>linuxdriver</w:t>
+      </w:r>
+      <w:proofErr w:type="spellEnd"/>
+      <w:r>
+        <w:rPr>
+          <w:b/>
+          <w:bCs/>
+        </w:rPr>
+        <w:t>/</w:t>
+      </w:r>
+      <w:proofErr w:type="spellStart"/>
+      <w:r>
+        <w:rPr>
+          <w:b/>
+          <w:bCs/>
+        </w:rPr>
+        <w:t>xdma</w:t>
+      </w:r>
+      <w:proofErr w:type="spellEnd"/>
+    </w:p>
+    <w:p>
+      <w:pPr>
+        <w:pStyle w:val="ListParagraph"/>
+        <w:ind w:left="1440"/>
+        <w:rPr>
+          <w:b/>
+          <w:bCs/>
+        </w:rPr>
+      </w:pPr>
+      <w:r>
+        <w:rPr>
+          <w:b/>
+          <w:bCs/>
+        </w:rPr>
+        <w:t>make</w:t>
+      </w:r>
+    </w:p>
+    <w:p>
+      <w:pPr>
+        <w:pStyle w:val="ListParagraph"/>
+        <w:ind w:left="1440"/>
+        <w:rPr>
+          <w:b/>
+          <w:bCs/>
+        </w:rPr>
+      </w:pPr>
+      <w:proofErr w:type="spellStart"/>
+      <w:r>
+        <w:rPr>
+          <w:b/>
+          <w:bCs/>
+        </w:rPr>
+        <w:t>sudo</w:t>
+      </w:r>
+      <w:proofErr w:type="spellEnd"/>
+      <w:r>
+        <w:rPr>
+          <w:b/>
+          <w:bCs/>
+        </w:rPr>
+        <w:t xml:space="preserve"> </w:t>
       </w:r>
       <w:r>
         <w:rPr>
@@ -602,37 +800,164 @@
           <w:bCs/>
         </w:rPr>
       </w:pPr>
-      <w:r>
-        <w:rPr>
-          <w:b/>
-          <w:bCs/>
-        </w:rPr>
-        <w:t xml:space="preserve">sudo </w:t>
-      </w:r>
-      <w:r>
-        <w:rPr>
-          <w:b/>
-          <w:bCs/>
-        </w:rPr>
-        <w:t>cp ../etc/udev/rules.d/* /etc/udev/rules.d/</w:t>
-      </w:r>
-    </w:p>
-    <w:p>
-      <w:pPr>
-        <w:pStyle w:val="ListParagraph"/>
-        <w:ind w:left="1440"/>
-        <w:rPr>
-          <w:b/>
-          <w:bCs/>
-        </w:rPr>
-      </w:pPr>
-      <w:r>
-        <w:rPr>
-          <w:b/>
-          <w:bCs/>
-        </w:rPr>
-        <w:t>sudo modprobe xdma</w:t>
-      </w:r>
+      <w:proofErr w:type="spellStart"/>
+      <w:r>
+        <w:rPr>
+          <w:b/>
+          <w:bCs/>
+        </w:rPr>
+        <w:t>sudo</w:t>
+      </w:r>
+      <w:proofErr w:type="spellEnd"/>
+      <w:r>
+        <w:rPr>
+          <w:b/>
+          <w:bCs/>
+        </w:rPr>
+        <w:t xml:space="preserve"> </w:t>
+      </w:r>
+      <w:r>
+        <w:rPr>
+          <w:b/>
+          <w:bCs/>
+        </w:rPr>
+        <w:t>cp</w:t>
+      </w:r>
+      <w:proofErr w:type="gramStart"/>
+      <w:r>
+        <w:rPr>
+          <w:b/>
+          <w:bCs/>
+        </w:rPr>
+        <w:t xml:space="preserve"> ..</w:t>
+      </w:r>
+      <w:proofErr w:type="gramEnd"/>
+      <w:r>
+        <w:rPr>
+          <w:b/>
+          <w:bCs/>
+        </w:rPr>
+        <w:t>/etc/</w:t>
+      </w:r>
+      <w:proofErr w:type="spellStart"/>
+      <w:r>
+        <w:rPr>
+          <w:b/>
+          <w:bCs/>
+        </w:rPr>
+        <w:t>udev</w:t>
+      </w:r>
+      <w:proofErr w:type="spellEnd"/>
+      <w:r>
+        <w:rPr>
+          <w:b/>
+          <w:bCs/>
+        </w:rPr>
+        <w:t>/</w:t>
+      </w:r>
+      <w:proofErr w:type="spellStart"/>
+      <w:proofErr w:type="gramStart"/>
+      <w:r>
+        <w:rPr>
+          <w:b/>
+          <w:bCs/>
+        </w:rPr>
+        <w:t>rules.d</w:t>
+      </w:r>
+      <w:proofErr w:type="spellEnd"/>
+      <w:proofErr w:type="gramEnd"/>
+      <w:r>
+        <w:rPr>
+          <w:b/>
+          <w:bCs/>
+        </w:rPr>
+        <w:t>/* /etc/</w:t>
+      </w:r>
+      <w:proofErr w:type="spellStart"/>
+      <w:r>
+        <w:rPr>
+          <w:b/>
+          <w:bCs/>
+        </w:rPr>
+        <w:t>udev</w:t>
+      </w:r>
+      <w:proofErr w:type="spellEnd"/>
+      <w:r>
+        <w:rPr>
+          <w:b/>
+          <w:bCs/>
+        </w:rPr>
+        <w:t>/</w:t>
+      </w:r>
+      <w:proofErr w:type="spellStart"/>
+      <w:proofErr w:type="gramStart"/>
+      <w:r>
+        <w:rPr>
+          <w:b/>
+          <w:bCs/>
+        </w:rPr>
+        <w:t>rules.d</w:t>
+      </w:r>
+      <w:proofErr w:type="spellEnd"/>
+      <w:proofErr w:type="gramEnd"/>
+      <w:r>
+        <w:rPr>
+          <w:b/>
+          <w:bCs/>
+        </w:rPr>
+        <w:t>/</w:t>
+      </w:r>
+    </w:p>
+    <w:p>
+      <w:pPr>
+        <w:pStyle w:val="ListParagraph"/>
+        <w:ind w:left="1440"/>
+        <w:rPr>
+          <w:b/>
+          <w:bCs/>
+        </w:rPr>
+      </w:pPr>
+      <w:proofErr w:type="spellStart"/>
+      <w:r>
+        <w:rPr>
+          <w:b/>
+          <w:bCs/>
+        </w:rPr>
+        <w:t>sudo</w:t>
+      </w:r>
+      <w:proofErr w:type="spellEnd"/>
+      <w:r>
+        <w:rPr>
+          <w:b/>
+          <w:bCs/>
+        </w:rPr>
+        <w:t xml:space="preserve"> </w:t>
+      </w:r>
+      <w:proofErr w:type="spellStart"/>
+      <w:r>
+        <w:rPr>
+          <w:b/>
+          <w:bCs/>
+        </w:rPr>
+        <w:t>modprobe</w:t>
+      </w:r>
+      <w:proofErr w:type="spellEnd"/>
+      <w:r>
+        <w:rPr>
+          <w:b/>
+          <w:bCs/>
+        </w:rPr>
+        <w:t xml:space="preserve"> </w:t>
+      </w:r>
+      <w:proofErr w:type="spellStart"/>
+      <w:r>
+        <w:rPr>
+          <w:b/>
+          <w:bCs/>
+        </w:rPr>
+        <w:t>xdma</w:t>
+      </w:r>
+      <w:proofErr w:type="spellEnd"/>
     </w:p>
     <w:p>
       <w:pPr>
@@ -652,25 +977,67 @@
         <w:t>: but i</w:t>
       </w:r>
       <w:r>
-        <w:t>f there is ever a need to remove the device driver, eg to rebuild it you would use:</w:t>
-      </w:r>
-    </w:p>
-    <w:p>
-      <w:pPr>
-        <w:pStyle w:val="ListParagraph"/>
-        <w:ind w:left="1440"/>
-        <w:rPr>
-          <w:b/>
-          <w:bCs/>
-        </w:rPr>
-      </w:pPr>
-      <w:r>
-        <w:rPr>
-          <w:b/>
-          <w:bCs/>
-        </w:rPr>
-        <w:t>sudo rmmod -s xdma</w:t>
-      </w:r>
+        <w:t xml:space="preserve">f there is ever a need to remove the device driver, </w:t>
+      </w:r>
+      <w:proofErr w:type="spellStart"/>
+      <w:r>
+        <w:t>eg</w:t>
+      </w:r>
+      <w:proofErr w:type="spellEnd"/>
+      <w:r>
+        <w:t xml:space="preserve"> to rebuild it you would use:</w:t>
+      </w:r>
+    </w:p>
+    <w:p>
+      <w:pPr>
+        <w:pStyle w:val="ListParagraph"/>
+        <w:ind w:left="1440"/>
+        <w:rPr>
+          <w:b/>
+          <w:bCs/>
+        </w:rPr>
+      </w:pPr>
+      <w:proofErr w:type="spellStart"/>
+      <w:r>
+        <w:rPr>
+          <w:b/>
+          <w:bCs/>
+        </w:rPr>
+        <w:t>sudo</w:t>
+      </w:r>
+      <w:proofErr w:type="spellEnd"/>
+      <w:r>
+        <w:rPr>
+          <w:b/>
+          <w:bCs/>
+        </w:rPr>
+        <w:t xml:space="preserve"> </w:t>
+      </w:r>
+      <w:proofErr w:type="spellStart"/>
+      <w:r>
+        <w:rPr>
+          <w:b/>
+          <w:bCs/>
+        </w:rPr>
+        <w:t>rmmod</w:t>
+      </w:r>
+      <w:proofErr w:type="spellEnd"/>
+      <w:r>
+        <w:rPr>
+          <w:b/>
+          <w:bCs/>
+        </w:rPr>
+        <w:t xml:space="preserve"> -s </w:t>
+      </w:r>
+      <w:proofErr w:type="spellStart"/>
+      <w:r>
+        <w:rPr>
+          <w:b/>
+          <w:bCs/>
+        </w:rPr>
+        <w:t>xdma</w:t>
+      </w:r>
+      <w:proofErr w:type="spellEnd"/>
     </w:p>
     <w:p>
       <w:pPr>
@@ -716,7 +1083,23 @@
           <w:b/>
           <w:bCs/>
         </w:rPr>
-        <w:t>cd ../tools</w:t>
+        <w:t>cd</w:t>
+      </w:r>
+      <w:proofErr w:type="gramStart"/>
+      <w:r>
+        <w:rPr>
+          <w:b/>
+          <w:bCs/>
+        </w:rPr>
+        <w:t xml:space="preserve"> ..</w:t>
+      </w:r>
+      <w:proofErr w:type="gramEnd"/>
+      <w:r>
+        <w:rPr>
+          <w:b/>
+          <w:bCs/>
+        </w:rPr>
+        <w:t>/tools</w:t>
       </w:r>
     </w:p>
     <w:p>
@@ -762,25 +1145,43 @@
           <w:b/>
           <w:bCs/>
         </w:rPr>
-        <w:t>cd ~/github/Saturn/sw_tools</w:t>
-      </w:r>
-    </w:p>
-    <w:p>
-      <w:pPr>
-        <w:pStyle w:val="ListParagraph"/>
-        <w:ind w:left="1440"/>
-        <w:rPr>
-          <w:b/>
-          <w:bCs/>
-        </w:rPr>
-      </w:pPr>
-      <w:r>
-        <w:rPr>
-          <w:b/>
-          <w:bCs/>
-        </w:rPr>
-        <w:t>cd axi_rw</w:t>
-      </w:r>
+        <w:t>cd ~/github/Saturn/</w:t>
+      </w:r>
+      <w:proofErr w:type="spellStart"/>
+      <w:r>
+        <w:rPr>
+          <w:b/>
+          <w:bCs/>
+        </w:rPr>
+        <w:t>sw_tools</w:t>
+      </w:r>
+      <w:proofErr w:type="spellEnd"/>
+    </w:p>
+    <w:p>
+      <w:pPr>
+        <w:pStyle w:val="ListParagraph"/>
+        <w:ind w:left="1440"/>
+        <w:rPr>
+          <w:b/>
+          <w:bCs/>
+        </w:rPr>
+      </w:pPr>
+      <w:r>
+        <w:rPr>
+          <w:b/>
+          <w:bCs/>
+        </w:rPr>
+        <w:t xml:space="preserve">cd </w:t>
+      </w:r>
+      <w:proofErr w:type="spellStart"/>
+      <w:r>
+        <w:rPr>
+          <w:b/>
+          <w:bCs/>
+        </w:rPr>
+        <w:t>axi_rw</w:t>
+      </w:r>
+      <w:proofErr w:type="spellEnd"/>
     </w:p>
     <w:p>
       <w:pPr>
@@ -813,8 +1214,33 @@
           <w:b/>
           <w:bCs/>
         </w:rPr>
-        <w:t>cd ../dmatest</w:t>
-      </w:r>
+        <w:t>cd</w:t>
+      </w:r>
+      <w:proofErr w:type="gramStart"/>
+      <w:r>
+        <w:rPr>
+          <w:b/>
+          <w:bCs/>
+        </w:rPr>
+        <w:t xml:space="preserve"> ..</w:t>
+      </w:r>
+      <w:proofErr w:type="gramEnd"/>
+      <w:r>
+        <w:rPr>
+          <w:b/>
+          <w:bCs/>
+        </w:rPr>
+        <w:t>/</w:t>
+      </w:r>
+      <w:proofErr w:type="spellStart"/>
+      <w:r>
+        <w:rPr>
+          <w:b/>
+          <w:bCs/>
+        </w:rPr>
+        <w:t>dmatest</w:t>
+      </w:r>
+      <w:proofErr w:type="spellEnd"/>
     </w:p>
     <w:p>
       <w:pPr>
@@ -847,8 +1273,33 @@
           <w:b/>
           <w:bCs/>
         </w:rPr>
-        <w:t>cd ../flashwriter</w:t>
-      </w:r>
+        <w:t>cd</w:t>
+      </w:r>
+      <w:proofErr w:type="gramStart"/>
+      <w:r>
+        <w:rPr>
+          <w:b/>
+          <w:bCs/>
+        </w:rPr>
+        <w:t xml:space="preserve"> ..</w:t>
+      </w:r>
+      <w:proofErr w:type="gramEnd"/>
+      <w:r>
+        <w:rPr>
+          <w:b/>
+          <w:bCs/>
+        </w:rPr>
+        <w:t>/</w:t>
+      </w:r>
+      <w:proofErr w:type="spellStart"/>
+      <w:r>
+        <w:rPr>
+          <w:b/>
+          <w:bCs/>
+        </w:rPr>
+        <w:t>flashwriter</w:t>
+      </w:r>
+      <w:proofErr w:type="spellEnd"/>
     </w:p>
     <w:p>
       <w:pPr>
@@ -881,8 +1332,49 @@
           <w:b/>
           <w:bCs/>
         </w:rPr>
-        <w:t>cd ../../sw_projects/audiotest</w:t>
-      </w:r>
+        <w:t>cd</w:t>
+      </w:r>
+      <w:proofErr w:type="gramStart"/>
+      <w:r>
+        <w:rPr>
+          <w:b/>
+          <w:bCs/>
+        </w:rPr>
+        <w:t xml:space="preserve"> ../..</w:t>
+      </w:r>
+      <w:proofErr w:type="gramEnd"/>
+      <w:r>
+        <w:rPr>
+          <w:b/>
+          <w:bCs/>
+        </w:rPr>
+        <w:t>/</w:t>
+      </w:r>
+      <w:proofErr w:type="spellStart"/>
+      <w:r>
+        <w:rPr>
+          <w:b/>
+          <w:bCs/>
+        </w:rPr>
+        <w:t>sw_projects</w:t>
+      </w:r>
+      <w:proofErr w:type="spellEnd"/>
+      <w:r>
+        <w:rPr>
+          <w:b/>
+          <w:bCs/>
+        </w:rPr>
+        <w:t>/</w:t>
+      </w:r>
+      <w:proofErr w:type="spellStart"/>
+      <w:r>
+        <w:rPr>
+          <w:b/>
+          <w:bCs/>
+        </w:rPr>
+        <w:t>audiotest</w:t>
+      </w:r>
+      <w:proofErr w:type="spellEnd"/>
     </w:p>
     <w:p>
       <w:pPr>
@@ -915,8 +1407,41 @@
           <w:b/>
           <w:bCs/>
         </w:rPr>
-        <w:t>cd ../../sw_projects/</w:t>
-      </w:r>
+        <w:t>cd</w:t>
+      </w:r>
+      <w:proofErr w:type="gramStart"/>
+      <w:r>
+        <w:rPr>
+          <w:b/>
+          <w:bCs/>
+        </w:rPr>
+        <w:t xml:space="preserve"> ../..</w:t>
+      </w:r>
+      <w:proofErr w:type="gramEnd"/>
+      <w:r>
+        <w:rPr>
+          <w:b/>
+          <w:bCs/>
+        </w:rPr>
+        <w:t>/</w:t>
+      </w:r>
+      <w:proofErr w:type="spellStart"/>
+      <w:r>
+        <w:rPr>
+          <w:b/>
+          <w:bCs/>
+        </w:rPr>
+        <w:t>sw_projects</w:t>
+      </w:r>
+      <w:proofErr w:type="spellEnd"/>
+      <w:r>
+        <w:rPr>
+          <w:b/>
+          <w:bCs/>
+        </w:rPr>
+        <w:t>/</w:t>
+      </w:r>
+      <w:proofErr w:type="spellStart"/>
       <w:r>
         <w:rPr>
           <w:b/>
@@ -924,6 +1449,7 @@
         </w:rPr>
         <w:t>biascheck</w:t>
       </w:r>
+      <w:proofErr w:type="spellEnd"/>
     </w:p>
     <w:p>
       <w:pPr>
@@ -1021,8 +1547,17 @@
           <w:b/>
           <w:bCs/>
         </w:rPr>
-        <w:t>Run vscode</w:t>
-      </w:r>
+        <w:t xml:space="preserve">Run </w:t>
+      </w:r>
+      <w:proofErr w:type="spellStart"/>
+      <w:r>
+        <w:rPr>
+          <w:b/>
+          <w:bCs/>
+        </w:rPr>
+        <w:t>vscode</w:t>
+      </w:r>
+      <w:proofErr w:type="spellEnd"/>
     </w:p>
     <w:p>
       <w:pPr>
@@ -1072,7 +1607,23 @@
           <w:b/>
           <w:bCs/>
         </w:rPr>
-        <w:t>Find &amp; install “GitLens”</w:t>
+        <w:t>Find &amp; install “</w:t>
+      </w:r>
+      <w:proofErr w:type="spellStart"/>
+      <w:r>
+        <w:rPr>
+          <w:b/>
+          <w:bCs/>
+        </w:rPr>
+        <w:t>GitLens</w:t>
+      </w:r>
+      <w:proofErr w:type="spellEnd"/>
+      <w:r>
+        <w:rPr>
+          <w:b/>
+          <w:bCs/>
+        </w:rPr>
+        <w:t>”</w:t>
       </w:r>
     </w:p>
     <w:p>
@@ -1135,7 +1686,23 @@
           <w:b/>
           <w:bCs/>
         </w:rPr>
-        <w:t>Navigate to ~/pi/github/Saturn/sw_projects/P2_app</w:t>
+        <w:t>Navigate to ~/pi/github/Saturn/</w:t>
+      </w:r>
+      <w:proofErr w:type="spellStart"/>
+      <w:r>
+        <w:rPr>
+          <w:b/>
+          <w:bCs/>
+        </w:rPr>
+        <w:t>sw_projects</w:t>
+      </w:r>
+      <w:proofErr w:type="spellEnd"/>
+      <w:r>
+        <w:rPr>
+          <w:b/>
+          <w:bCs/>
+        </w:rPr>
+        <w:t>/P2_app</w:t>
       </w:r>
     </w:p>
     <w:p>
@@ -1215,7 +1782,7 @@
 </file>
 
 <file path=word/numbering.xml><?xml version="1.0" encoding="utf-8"?>
-<w:numbering xmlns:wpc="http://schemas.microsoft.com/office/word/2010/wordprocessingCanvas" xmlns:cx="http://schemas.microsoft.com/office/drawing/2014/chartex" xmlns:cx1="http://schemas.microsoft.com/office/drawing/2015/9/8/chartex" xmlns:cx2="http://schemas.microsoft.com/office/drawing/2015/10/21/chartex" xmlns:cx3="http://schemas.microsoft.com/office/drawing/2016/5/9/chartex" xmlns:cx4="http://schemas.microsoft.com/office/drawing/2016/5/10/chartex" xmlns:cx5="http://schemas.microsoft.com/office/drawing/2016/5/11/chartex" xmlns:cx6="http://schemas.microsoft.com/office/drawing/2016/5/12/chartex" xmlns:cx7="http://schemas.microsoft.com/office/drawing/2016/5/13/chartex" xmlns:cx8="http://schemas.microsoft.com/office/drawing/2016/5/14/chartex" xmlns:mc="http://schemas.openxmlformats.org/markup-compatibility/2006" xmlns:aink="http://schemas.microsoft.com/office/drawing/2016/ink" xmlns:am3d="http://schemas.microsoft.com/office/drawing/2017/model3d" xmlns:o="urn:schemas-microsoft-com:office:office" xmlns:oel="http://schemas.microsoft.com/office/2019/extlst" xmlns:r="http://schemas.openxmlformats.org/officeDocument/2006/relationships" xmlns:m="http://schemas.openxmlformats.org/officeDocument/2006/math" xmlns:v="urn:schemas-microsoft-com:vml" xmlns:wp14="http://schemas.microsoft.com/office/word/2010/wordprocessingDrawing" xmlns:wp="http://schemas.openxmlformats.org/drawingml/2006/wordprocessingDrawing" xmlns:w10="urn:schemas-microsoft-com:office:word" xmlns:w="http://schemas.openxmlformats.org/wordprocessingml/2006/main" xmlns:w14="http://schemas.microsoft.com/office/word/2010/wordml" xmlns:w15="http://schemas.microsoft.com/office/word/2012/wordml" xmlns:w16cex="http://schemas.microsoft.com/office/word/2018/wordml/cex" xmlns:w16cid="http://schemas.microsoft.com/office/word/2016/wordml/cid" xmlns:w16="http://schemas.microsoft.com/office/word/2018/wordml" xmlns:w16sdtdh="http://schemas.microsoft.com/office/word/2020/wordml/sdtdatahash" xmlns:w16se="http://schemas.microsoft.com/office/word/2015/wordml/symex" xmlns:wpg="http://schemas.microsoft.com/office/word/2010/wordprocessingGroup" xmlns:wpi="http://schemas.microsoft.com/office/word/2010/wordprocessingInk" xmlns:wne="http://schemas.microsoft.com/office/word/2006/wordml" xmlns:wps="http://schemas.microsoft.com/office/word/2010/wordprocessingShape" mc:Ignorable="w14 w15 w16se w16cid w16 w16cex w16sdtdh wp14">
+<w:numbering xmlns:wpc="http://schemas.microsoft.com/office/word/2010/wordprocessingCanvas" xmlns:cx="http://schemas.microsoft.com/office/drawing/2014/chartex" xmlns:cx1="http://schemas.microsoft.com/office/drawing/2015/9/8/chartex" xmlns:cx2="http://schemas.microsoft.com/office/drawing/2015/10/21/chartex" xmlns:cx3="http://schemas.microsoft.com/office/drawing/2016/5/9/chartex" xmlns:cx4="http://schemas.microsoft.com/office/drawing/2016/5/10/chartex" xmlns:cx5="http://schemas.microsoft.com/office/drawing/2016/5/11/chartex" xmlns:cx6="http://schemas.microsoft.com/office/drawing/2016/5/12/chartex" xmlns:cx7="http://schemas.microsoft.com/office/drawing/2016/5/13/chartex" xmlns:cx8="http://schemas.microsoft.com/office/drawing/2016/5/14/chartex" xmlns:mc="http://schemas.openxmlformats.org/markup-compatibility/2006" xmlns:aink="http://schemas.microsoft.com/office/drawing/2016/ink" xmlns:am3d="http://schemas.microsoft.com/office/drawing/2017/model3d" xmlns:o="urn:schemas-microsoft-com:office:office" xmlns:oel="http://schemas.microsoft.com/office/2019/extlst" xmlns:r="http://schemas.openxmlformats.org/officeDocument/2006/relationships" xmlns:m="http://schemas.openxmlformats.org/officeDocument/2006/math" xmlns:v="urn:schemas-microsoft-com:vml" xmlns:wp14="http://schemas.microsoft.com/office/word/2010/wordprocessingDrawing" xmlns:wp="http://schemas.openxmlformats.org/drawingml/2006/wordprocessingDrawing" xmlns:w10="urn:schemas-microsoft-com:office:word" xmlns:w="http://schemas.openxmlformats.org/wordprocessingml/2006/main" xmlns:w14="http://schemas.microsoft.com/office/word/2010/wordml" xmlns:w15="http://schemas.microsoft.com/office/word/2012/wordml" xmlns:w16cex="http://schemas.microsoft.com/office/word/2018/wordml/cex" xmlns:w16cid="http://schemas.microsoft.com/office/word/2016/wordml/cid" xmlns:w16="http://schemas.microsoft.com/office/word/2018/wordml" xmlns:w16du="http://schemas.microsoft.com/office/word/2023/wordml/word16du" xmlns:w16sdtdh="http://schemas.microsoft.com/office/word/2020/wordml/sdtdatahash" xmlns:w16sdtfl="http://schemas.microsoft.com/office/word/2024/wordml/sdtformatlock" xmlns:w16se="http://schemas.microsoft.com/office/word/2015/wordml/symex" xmlns:wpg="http://schemas.microsoft.com/office/word/2010/wordprocessingGroup" xmlns:wpi="http://schemas.microsoft.com/office/word/2010/wordprocessingInk" xmlns:wne="http://schemas.microsoft.com/office/word/2006/wordml" xmlns:wps="http://schemas.microsoft.com/office/word/2010/wordprocessingShape" mc:Ignorable="w14 w15 w16se w16cid w16 w16cex w16sdtdh w16sdtfl w16du wp14">
   <w:abstractNum w:abstractNumId="0" w15:restartNumberingAfterBreak="0">
     <w:nsid w:val="0F7E19AC"/>
     <w:multiLevelType w:val="hybridMultilevel"/>
@@ -1657,7 +2224,7 @@
 </file>
 
 <file path=word/styles.xml><?xml version="1.0" encoding="utf-8"?>
-<w:styles xmlns:mc="http://schemas.openxmlformats.org/markup-compatibility/2006" xmlns:r="http://schemas.openxmlformats.org/officeDocument/2006/relationships" xmlns:w="http://schemas.openxmlformats.org/wordprocessingml/2006/main" xmlns:w14="http://schemas.microsoft.com/office/word/2010/wordml" xmlns:w15="http://schemas.microsoft.com/office/word/2012/wordml" xmlns:w16cex="http://schemas.microsoft.com/office/word/2018/wordml/cex" xmlns:w16cid="http://schemas.microsoft.com/office/word/2016/wordml/cid" xmlns:w16="http://schemas.microsoft.com/office/word/2018/wordml" xmlns:w16sdtdh="http://schemas.microsoft.com/office/word/2020/wordml/sdtdatahash" xmlns:w16se="http://schemas.microsoft.com/office/word/2015/wordml/symex" mc:Ignorable="w14 w15 w16se w16cid w16 w16cex w16sdtdh">
+<w:styles xmlns:mc="http://schemas.openxmlformats.org/markup-compatibility/2006" xmlns:r="http://schemas.openxmlformats.org/officeDocument/2006/relationships" xmlns:w="http://schemas.openxmlformats.org/wordprocessingml/2006/main" xmlns:w14="http://schemas.microsoft.com/office/word/2010/wordml" xmlns:w15="http://schemas.microsoft.com/office/word/2012/wordml" xmlns:w16cex="http://schemas.microsoft.com/office/word/2018/wordml/cex" xmlns:w16cid="http://schemas.microsoft.com/office/word/2016/wordml/cid" xmlns:w16="http://schemas.microsoft.com/office/word/2018/wordml" xmlns:w16du="http://schemas.microsoft.com/office/word/2023/wordml/word16du" xmlns:w16sdtdh="http://schemas.microsoft.com/office/word/2020/wordml/sdtdatahash" xmlns:w16sdtfl="http://schemas.microsoft.com/office/word/2024/wordml/sdtformatlock" xmlns:w16se="http://schemas.microsoft.com/office/word/2015/wordml/symex" mc:Ignorable="w14 w15 w16se w16cid w16 w16cex w16sdtdh w16sdtfl w16du">
   <w:docDefaults>
     <w:rPrDefault>
       <w:rPr>
